--- a/reports/project_report.docx
+++ b/reports/project_report.docx
@@ -123,7 +123,7 @@
     </w:p>
     <w:tbl>
       <w:tblPr>
-        <w:tblW w:w="4677" w:type="dxa"/>
+        <w:tblW w:w="6236" w:type="dxa"/>
         <w:jc w:val="center"/>
         <w:tblBorders>
           <w:top w:val="single" w:sz="4" w:space="0" w:color="auto"/>
@@ -143,14 +143,9 @@
         <w:gridCol w:w="1800"/>
         <w:gridCol w:w="1318"/>
         <w:gridCol w:w="1559"/>
+        <w:gridCol w:w="1559"/>
       </w:tblGrid>
       <w:tr>
-        <w:tblPrEx>
-          <w:tblCellMar>
-            <w:top w:w="0" w:type="dxa"/>
-            <w:bottom w:w="0" w:type="dxa"/>
-          </w:tblCellMar>
-        </w:tblPrEx>
         <w:trPr>
           <w:jc w:val="center"/>
         </w:trPr>
@@ -206,7 +201,7 @@
               <w:rPr>
                 <w:color w:val="000000"/>
               </w:rPr>
-              <w:t>Yug Patel</w:t>
+              <w:t>Mit Patel</w:t>
             </w:r>
           </w:p>
         </w:tc>
@@ -231,18 +226,37 @@
               <w:rPr>
                 <w:color w:val="000000"/>
               </w:rPr>
-              <w:t>Meet Prajapati</w:t>
+              <w:t>Priyank Patel</w:t>
+            </w:r>
+          </w:p>
+        </w:tc>
+        <w:tc>
+          <w:tcPr>
+            <w:tcW w:w="1559" w:type="dxa"/>
+            <w:tcBorders>
+              <w:top w:val="single" w:sz="1" w:space="0" w:color="CCCCCC"/>
+              <w:left w:val="single" w:sz="1" w:space="0" w:color="CCCCCC"/>
+              <w:bottom w:val="single" w:sz="1" w:space="0" w:color="CCCCCC"/>
+              <w:right w:val="single" w:sz="1" w:space="0" w:color="CCCCCC"/>
+            </w:tcBorders>
+          </w:tcPr>
+          <w:p>
+            <w:pPr>
+              <w:jc w:val="center"/>
+              <w:rPr>
+                <w:color w:val="000000"/>
+              </w:rPr>
+            </w:pPr>
+            <w:r>
+              <w:rPr>
+                <w:color w:val="000000"/>
+              </w:rPr>
+              <w:t>Panth Patel</w:t>
             </w:r>
           </w:p>
         </w:tc>
       </w:tr>
       <w:tr>
-        <w:tblPrEx>
-          <w:tblCellMar>
-            <w:top w:w="0" w:type="dxa"/>
-            <w:bottom w:w="0" w:type="dxa"/>
-          </w:tblCellMar>
-        </w:tblPrEx>
         <w:trPr>
           <w:jc w:val="center"/>
         </w:trPr>
@@ -308,7 +322,7 @@
               <w:rPr>
                 <w:color w:val="000000"/>
               </w:rPr>
-              <w:t>23BCP242</w:t>
+              <w:t>23BCP187</w:t>
             </w:r>
           </w:p>
         </w:tc>
@@ -333,18 +347,37 @@
               <w:rPr>
                 <w:color w:val="000000"/>
               </w:rPr>
-              <w:t>23BCP265</w:t>
+              <w:t>23BCP203</w:t>
+            </w:r>
+          </w:p>
+        </w:tc>
+        <w:tc>
+          <w:tcPr>
+            <w:tcW w:w="1559" w:type="dxa"/>
+            <w:tcBorders>
+              <w:top w:val="single" w:sz="1" w:space="0" w:color="CCCCCC"/>
+              <w:left w:val="single" w:sz="1" w:space="0" w:color="CCCCCC"/>
+              <w:bottom w:val="single" w:sz="1" w:space="0" w:color="CCCCCC"/>
+              <w:right w:val="single" w:sz="1" w:space="0" w:color="CCCCCC"/>
+            </w:tcBorders>
+          </w:tcPr>
+          <w:p>
+            <w:pPr>
+              <w:jc w:val="center"/>
+              <w:rPr>
+                <w:color w:val="000000"/>
+              </w:rPr>
+            </w:pPr>
+            <w:r>
+              <w:rPr>
+                <w:color w:val="000000"/>
+              </w:rPr>
+              <w:t>23BCP186</w:t>
             </w:r>
           </w:p>
         </w:tc>
       </w:tr>
       <w:tr>
-        <w:tblPrEx>
-          <w:tblCellMar>
-            <w:top w:w="0" w:type="dxa"/>
-            <w:bottom w:w="0" w:type="dxa"/>
-          </w:tblCellMar>
-        </w:tblPrEx>
         <w:trPr>
           <w:jc w:val="center"/>
         </w:trPr>
@@ -378,8 +411,8 @@
         </w:tc>
         <w:tc>
           <w:tcPr>
-            <w:tcW w:w="2877" w:type="dxa"/>
-            <w:gridSpan w:val="2"/>
+            <w:tcW w:w="4436" w:type="dxa"/>
+            <w:gridSpan w:val="3"/>
             <w:tcBorders>
               <w:top w:val="single" w:sz="1" w:space="0" w:color="CCCCCC"/>
               <w:left w:val="single" w:sz="1" w:space="0" w:color="CCCCCC"/>
@@ -403,18 +436,12 @@
               <w:rPr>
                 <w:color w:val="000000"/>
               </w:rPr>
-              <w:t>4 (G8)</w:t>
+              <w:t>3 (G6)</w:t>
             </w:r>
           </w:p>
         </w:tc>
       </w:tr>
       <w:tr>
-        <w:tblPrEx>
-          <w:tblCellMar>
-            <w:top w:w="0" w:type="dxa"/>
-            <w:bottom w:w="0" w:type="dxa"/>
-          </w:tblCellMar>
-        </w:tblPrEx>
         <w:trPr>
           <w:jc w:val="center"/>
         </w:trPr>
@@ -448,8 +475,8 @@
         </w:tc>
         <w:tc>
           <w:tcPr>
-            <w:tcW w:w="2877" w:type="dxa"/>
-            <w:gridSpan w:val="2"/>
+            <w:tcW w:w="4436" w:type="dxa"/>
+            <w:gridSpan w:val="3"/>
             <w:tcBorders>
               <w:top w:val="single" w:sz="1" w:space="0" w:color="CCCCCC"/>
               <w:left w:val="single" w:sz="1" w:space="0" w:color="CCCCCC"/>
@@ -479,12 +506,6 @@
         </w:tc>
       </w:tr>
       <w:tr>
-        <w:tblPrEx>
-          <w:tblCellMar>
-            <w:top w:w="0" w:type="dxa"/>
-            <w:bottom w:w="0" w:type="dxa"/>
-          </w:tblCellMar>
-        </w:tblPrEx>
         <w:trPr>
           <w:jc w:val="center"/>
         </w:trPr>
@@ -518,8 +539,8 @@
         </w:tc>
         <w:tc>
           <w:tcPr>
-            <w:tcW w:w="2877" w:type="dxa"/>
-            <w:gridSpan w:val="2"/>
+            <w:tcW w:w="4436" w:type="dxa"/>
+            <w:gridSpan w:val="3"/>
             <w:tcBorders>
               <w:top w:val="single" w:sz="1" w:space="0" w:color="CCCCCC"/>
               <w:left w:val="single" w:sz="1" w:space="0" w:color="CCCCCC"/>
@@ -549,12 +570,6 @@
         </w:tc>
       </w:tr>
       <w:tr>
-        <w:tblPrEx>
-          <w:tblCellMar>
-            <w:top w:w="0" w:type="dxa"/>
-            <w:bottom w:w="0" w:type="dxa"/>
-          </w:tblCellMar>
-        </w:tblPrEx>
         <w:trPr>
           <w:jc w:val="center"/>
         </w:trPr>
@@ -588,8 +603,8 @@
         </w:tc>
         <w:tc>
           <w:tcPr>
-            <w:tcW w:w="2877" w:type="dxa"/>
-            <w:gridSpan w:val="2"/>
+            <w:tcW w:w="4436" w:type="dxa"/>
+            <w:gridSpan w:val="3"/>
             <w:tcBorders>
               <w:top w:val="single" w:sz="1" w:space="0" w:color="CCCCCC"/>
               <w:left w:val="single" w:sz="1" w:space="0" w:color="CCCCCC"/>
@@ -900,12 +915,6 @@
         <w:gridCol w:w="6240"/>
       </w:tblGrid>
       <w:tr>
-        <w:tblPrEx>
-          <w:tblCellMar>
-            <w:top w:w="0" w:type="dxa"/>
-            <w:bottom w:w="0" w:type="dxa"/>
-          </w:tblCellMar>
-        </w:tblPrEx>
         <w:tc>
           <w:tcPr>
             <w:tcW w:w="3120" w:type="dxa"/>
@@ -964,12 +973,6 @@
         </w:tc>
       </w:tr>
       <w:tr>
-        <w:tblPrEx>
-          <w:tblCellMar>
-            <w:top w:w="0" w:type="dxa"/>
-            <w:bottom w:w="0" w:type="dxa"/>
-          </w:tblCellMar>
-        </w:tblPrEx>
         <w:tc>
           <w:tcPr>
             <w:tcW w:w="3120" w:type="dxa"/>
@@ -1024,12 +1027,6 @@
         </w:tc>
       </w:tr>
       <w:tr>
-        <w:tblPrEx>
-          <w:tblCellMar>
-            <w:top w:w="0" w:type="dxa"/>
-            <w:bottom w:w="0" w:type="dxa"/>
-          </w:tblCellMar>
-        </w:tblPrEx>
         <w:tc>
           <w:tcPr>
             <w:tcW w:w="3120" w:type="dxa"/>
@@ -1084,12 +1081,6 @@
         </w:tc>
       </w:tr>
       <w:tr>
-        <w:tblPrEx>
-          <w:tblCellMar>
-            <w:top w:w="0" w:type="dxa"/>
-            <w:bottom w:w="0" w:type="dxa"/>
-          </w:tblCellMar>
-        </w:tblPrEx>
         <w:tc>
           <w:tcPr>
             <w:tcW w:w="3120" w:type="dxa"/>
@@ -1139,26 +1130,12 @@
               <w:rPr>
                 <w:color w:val="000000"/>
               </w:rPr>
-              <w:t xml:space="preserve">Outcome: 1 = Diabetic, 0 = </w:t>
-            </w:r>
-            <w:proofErr w:type="gramStart"/>
-            <w:r>
-              <w:rPr>
-                <w:color w:val="000000"/>
-              </w:rPr>
-              <w:t>Non-Diabetic</w:t>
-            </w:r>
-            <w:proofErr w:type="gramEnd"/>
+              <w:t>Outcome: 1 = Diabetic, 0 = Non-Diabetic</w:t>
+            </w:r>
           </w:p>
         </w:tc>
       </w:tr>
       <w:tr>
-        <w:tblPrEx>
-          <w:tblCellMar>
-            <w:top w:w="0" w:type="dxa"/>
-            <w:bottom w:w="0" w:type="dxa"/>
-          </w:tblCellMar>
-        </w:tblPrEx>
         <w:tc>
           <w:tcPr>
             <w:tcW w:w="3120" w:type="dxa"/>
@@ -1207,32 +1184,12 @@
               <w:rPr>
                 <w:color w:val="000000"/>
               </w:rPr>
-              <w:t xml:space="preserve">500 </w:t>
-            </w:r>
-            <w:proofErr w:type="gramStart"/>
-            <w:r>
-              <w:rPr>
-                <w:color w:val="000000"/>
-              </w:rPr>
-              <w:t>Non-Diabetic</w:t>
-            </w:r>
-            <w:proofErr w:type="gramEnd"/>
-            <w:r>
-              <w:rPr>
-                <w:color w:val="000000"/>
-              </w:rPr>
-              <w:t xml:space="preserve"> (65.1%) | 268 Diabetic (34.9%)</w:t>
+              <w:t>500 Non-Diabetic (65.1%) | 268 Diabetic (34.9%)</w:t>
             </w:r>
           </w:p>
         </w:tc>
       </w:tr>
       <w:tr>
-        <w:tblPrEx>
-          <w:tblCellMar>
-            <w:top w:w="0" w:type="dxa"/>
-            <w:bottom w:w="0" w:type="dxa"/>
-          </w:tblCellMar>
-        </w:tblPrEx>
         <w:tc>
           <w:tcPr>
             <w:tcW w:w="3120" w:type="dxa"/>
@@ -1287,12 +1244,6 @@
         </w:tc>
       </w:tr>
       <w:tr>
-        <w:tblPrEx>
-          <w:tblCellMar>
-            <w:top w:w="0" w:type="dxa"/>
-            <w:bottom w:w="0" w:type="dxa"/>
-          </w:tblCellMar>
-        </w:tblPrEx>
         <w:tc>
           <w:tcPr>
             <w:tcW w:w="3120" w:type="dxa"/>
@@ -1383,12 +1334,6 @@
         <w:gridCol w:w="2360"/>
       </w:tblGrid>
       <w:tr>
-        <w:tblPrEx>
-          <w:tblCellMar>
-            <w:top w:w="0" w:type="dxa"/>
-            <w:bottom w:w="0" w:type="dxa"/>
-          </w:tblCellMar>
-        </w:tblPrEx>
         <w:tc>
           <w:tcPr>
             <w:tcW w:w="2800" w:type="dxa"/>
@@ -1475,12 +1420,6 @@
         </w:tc>
       </w:tr>
       <w:tr>
-        <w:tblPrEx>
-          <w:tblCellMar>
-            <w:top w:w="0" w:type="dxa"/>
-            <w:bottom w:w="0" w:type="dxa"/>
-          </w:tblCellMar>
-        </w:tblPrEx>
         <w:tc>
           <w:tcPr>
             <w:tcW w:w="2800" w:type="dxa"/>
@@ -1558,12 +1497,6 @@
         </w:tc>
       </w:tr>
       <w:tr>
-        <w:tblPrEx>
-          <w:tblCellMar>
-            <w:top w:w="0" w:type="dxa"/>
-            <w:bottom w:w="0" w:type="dxa"/>
-          </w:tblCellMar>
-        </w:tblPrEx>
         <w:tc>
           <w:tcPr>
             <w:tcW w:w="2800" w:type="dxa"/>
@@ -1644,12 +1577,6 @@
         </w:tc>
       </w:tr>
       <w:tr>
-        <w:tblPrEx>
-          <w:tblCellMar>
-            <w:top w:w="0" w:type="dxa"/>
-            <w:bottom w:w="0" w:type="dxa"/>
-          </w:tblCellMar>
-        </w:tblPrEx>
         <w:tc>
           <w:tcPr>
             <w:tcW w:w="2800" w:type="dxa"/>
@@ -1729,12 +1656,6 @@
         </w:tc>
       </w:tr>
       <w:tr>
-        <w:tblPrEx>
-          <w:tblCellMar>
-            <w:top w:w="0" w:type="dxa"/>
-            <w:bottom w:w="0" w:type="dxa"/>
-          </w:tblCellMar>
-        </w:tblPrEx>
         <w:tc>
           <w:tcPr>
             <w:tcW w:w="2800" w:type="dxa"/>
@@ -1817,12 +1738,6 @@
         </w:tc>
       </w:tr>
       <w:tr>
-        <w:tblPrEx>
-          <w:tblCellMar>
-            <w:top w:w="0" w:type="dxa"/>
-            <w:bottom w:w="0" w:type="dxa"/>
-          </w:tblCellMar>
-        </w:tblPrEx>
         <w:tc>
           <w:tcPr>
             <w:tcW w:w="2800" w:type="dxa"/>
@@ -1900,12 +1815,6 @@
         </w:tc>
       </w:tr>
       <w:tr>
-        <w:tblPrEx>
-          <w:tblCellMar>
-            <w:top w:w="0" w:type="dxa"/>
-            <w:bottom w:w="0" w:type="dxa"/>
-          </w:tblCellMar>
-        </w:tblPrEx>
         <w:tc>
           <w:tcPr>
             <w:tcW w:w="2800" w:type="dxa"/>
@@ -1986,12 +1895,6 @@
         </w:tc>
       </w:tr>
       <w:tr>
-        <w:tblPrEx>
-          <w:tblCellMar>
-            <w:top w:w="0" w:type="dxa"/>
-            <w:bottom w:w="0" w:type="dxa"/>
-          </w:tblCellMar>
-        </w:tblPrEx>
         <w:tc>
           <w:tcPr>
             <w:tcW w:w="2800" w:type="dxa"/>
@@ -2071,12 +1974,6 @@
         </w:tc>
       </w:tr>
       <w:tr>
-        <w:tblPrEx>
-          <w:tblCellMar>
-            <w:top w:w="0" w:type="dxa"/>
-            <w:bottom w:w="0" w:type="dxa"/>
-          </w:tblCellMar>
-        </w:tblPrEx>
         <w:tc>
           <w:tcPr>
             <w:tcW w:w="2800" w:type="dxa"/>
@@ -2476,21 +2373,7 @@
         <w:rPr>
           <w:color w:val="000000"/>
         </w:rPr>
-        <w:t xml:space="preserve">All features were scaled using </w:t>
-      </w:r>
-      <w:proofErr w:type="spellStart"/>
-      <w:r>
-        <w:rPr>
-          <w:color w:val="000000"/>
-        </w:rPr>
-        <w:t>StandardScaler</w:t>
-      </w:r>
-      <w:proofErr w:type="spellEnd"/>
-      <w:r>
-        <w:rPr>
-          <w:color w:val="000000"/>
-        </w:rPr>
-        <w:t xml:space="preserve"> (mean=0, std=1). This is essential for distance-based algorithms (KNN, SVM) and gradient descent algorithms (Logistic Regression). The scaler was fitted on training data only and applied to both train and test sets to prevent data leakage.</w:t>
+        <w:t>All features were scaled using StandardScaler (mean=0, std=1). This is essential for distance-based algorithms (KNN, SVM) and gradient descent algorithms (Logistic Regression). The scaler was fitted on training data only and applied to both train and test sets to prevent data leakage.</w:t>
       </w:r>
     </w:p>
     <w:p>
@@ -2524,12 +2407,6 @@
         <w:gridCol w:w="3420"/>
       </w:tblGrid>
       <w:tr>
-        <w:tblPrEx>
-          <w:tblCellMar>
-            <w:top w:w="0" w:type="dxa"/>
-            <w:bottom w:w="0" w:type="dxa"/>
-          </w:tblCellMar>
-        </w:tblPrEx>
         <w:tc>
           <w:tcPr>
             <w:tcW w:w="2340" w:type="dxa"/>
@@ -2616,12 +2493,6 @@
         </w:tc>
       </w:tr>
       <w:tr>
-        <w:tblPrEx>
-          <w:tblCellMar>
-            <w:top w:w="0" w:type="dxa"/>
-            <w:bottom w:w="0" w:type="dxa"/>
-          </w:tblCellMar>
-        </w:tblPrEx>
         <w:tc>
           <w:tcPr>
             <w:tcW w:w="2340" w:type="dxa"/>
@@ -2707,12 +2578,6 @@
         </w:tc>
       </w:tr>
       <w:tr>
-        <w:tblPrEx>
-          <w:tblCellMar>
-            <w:top w:w="0" w:type="dxa"/>
-            <w:bottom w:w="0" w:type="dxa"/>
-          </w:tblCellMar>
-        </w:tblPrEx>
         <w:tc>
           <w:tcPr>
             <w:tcW w:w="2340" w:type="dxa"/>
@@ -2801,12 +2666,6 @@
         </w:tc>
       </w:tr>
       <w:tr>
-        <w:tblPrEx>
-          <w:tblCellMar>
-            <w:top w:w="0" w:type="dxa"/>
-            <w:bottom w:w="0" w:type="dxa"/>
-          </w:tblCellMar>
-        </w:tblPrEx>
         <w:tc>
           <w:tcPr>
             <w:tcW w:w="2340" w:type="dxa"/>
@@ -2892,12 +2751,6 @@
         </w:tc>
       </w:tr>
       <w:tr>
-        <w:tblPrEx>
-          <w:tblCellMar>
-            <w:top w:w="0" w:type="dxa"/>
-            <w:bottom w:w="0" w:type="dxa"/>
-          </w:tblCellMar>
-        </w:tblPrEx>
         <w:tc>
           <w:tcPr>
             <w:tcW w:w="2340" w:type="dxa"/>
@@ -2948,16 +2801,8 @@
               <w:rPr>
                 <w:color w:val="000000"/>
               </w:rPr>
-              <w:t xml:space="preserve">Sequential trees, each correcting previous </w:t>
-            </w:r>
-            <w:proofErr w:type="gramStart"/>
-            <w:r>
-              <w:rPr>
-                <w:color w:val="000000"/>
-              </w:rPr>
-              <w:t>errors</w:t>
-            </w:r>
-            <w:proofErr w:type="gramEnd"/>
+              <w:t>Sequential trees, each correcting previous errors</w:t>
+            </w:r>
           </w:p>
         </w:tc>
         <w:tc>
@@ -2996,12 +2841,6 @@
         </w:tc>
       </w:tr>
       <w:tr>
-        <w:tblPrEx>
-          <w:tblCellMar>
-            <w:top w:w="0" w:type="dxa"/>
-            <w:bottom w:w="0" w:type="dxa"/>
-          </w:tblCellMar>
-        </w:tblPrEx>
         <w:tc>
           <w:tcPr>
             <w:tcW w:w="2340" w:type="dxa"/>
@@ -3087,12 +2926,6 @@
         </w:tc>
       </w:tr>
       <w:tr>
-        <w:tblPrEx>
-          <w:tblCellMar>
-            <w:top w:w="0" w:type="dxa"/>
-            <w:bottom w:w="0" w:type="dxa"/>
-          </w:tblCellMar>
-        </w:tblPrEx>
         <w:tc>
           <w:tcPr>
             <w:tcW w:w="2340" w:type="dxa"/>
@@ -3324,12 +3157,6 @@
         <w:gridCol w:w="1620"/>
       </w:tblGrid>
       <w:tr>
-        <w:tblPrEx>
-          <w:tblCellMar>
-            <w:top w:w="0" w:type="dxa"/>
-            <w:bottom w:w="0" w:type="dxa"/>
-          </w:tblCellMar>
-        </w:tblPrEx>
         <w:tc>
           <w:tcPr>
             <w:tcW w:w="2340" w:type="dxa"/>
@@ -3500,12 +3327,6 @@
         </w:tc>
       </w:tr>
       <w:tr>
-        <w:tblPrEx>
-          <w:tblCellMar>
-            <w:top w:w="0" w:type="dxa"/>
-            <w:bottom w:w="0" w:type="dxa"/>
-          </w:tblCellMar>
-        </w:tblPrEx>
         <w:tc>
           <w:tcPr>
             <w:tcW w:w="2340" w:type="dxa"/>
@@ -3658,12 +3479,6 @@
         </w:tc>
       </w:tr>
       <w:tr>
-        <w:tblPrEx>
-          <w:tblCellMar>
-            <w:top w:w="0" w:type="dxa"/>
-            <w:bottom w:w="0" w:type="dxa"/>
-          </w:tblCellMar>
-        </w:tblPrEx>
         <w:tc>
           <w:tcPr>
             <w:tcW w:w="2340" w:type="dxa"/>
@@ -3822,12 +3637,6 @@
         </w:tc>
       </w:tr>
       <w:tr>
-        <w:tblPrEx>
-          <w:tblCellMar>
-            <w:top w:w="0" w:type="dxa"/>
-            <w:bottom w:w="0" w:type="dxa"/>
-          </w:tblCellMar>
-        </w:tblPrEx>
         <w:tc>
           <w:tcPr>
             <w:tcW w:w="2340" w:type="dxa"/>
@@ -3980,12 +3789,6 @@
         </w:tc>
       </w:tr>
       <w:tr>
-        <w:tblPrEx>
-          <w:tblCellMar>
-            <w:top w:w="0" w:type="dxa"/>
-            <w:bottom w:w="0" w:type="dxa"/>
-          </w:tblCellMar>
-        </w:tblPrEx>
         <w:tc>
           <w:tcPr>
             <w:tcW w:w="2340" w:type="dxa"/>
@@ -4146,12 +3949,6 @@
         </w:tc>
       </w:tr>
       <w:tr>
-        <w:tblPrEx>
-          <w:tblCellMar>
-            <w:top w:w="0" w:type="dxa"/>
-            <w:bottom w:w="0" w:type="dxa"/>
-          </w:tblCellMar>
-        </w:tblPrEx>
         <w:tc>
           <w:tcPr>
             <w:tcW w:w="2340" w:type="dxa"/>
@@ -4304,12 +4101,6 @@
         </w:tc>
       </w:tr>
       <w:tr>
-        <w:tblPrEx>
-          <w:tblCellMar>
-            <w:top w:w="0" w:type="dxa"/>
-            <w:bottom w:w="0" w:type="dxa"/>
-          </w:tblCellMar>
-        </w:tblPrEx>
         <w:tc>
           <w:tcPr>
             <w:tcW w:w="2340" w:type="dxa"/>
@@ -4468,12 +4259,6 @@
         </w:tc>
       </w:tr>
       <w:tr>
-        <w:tblPrEx>
-          <w:tblCellMar>
-            <w:top w:w="0" w:type="dxa"/>
-            <w:bottom w:w="0" w:type="dxa"/>
-          </w:tblCellMar>
-        </w:tblPrEx>
         <w:tc>
           <w:tcPr>
             <w:tcW w:w="2340" w:type="dxa"/>
@@ -4920,12 +4705,6 @@
         <w:gridCol w:w="1329"/>
       </w:tblGrid>
       <w:tr>
-        <w:tblPrEx>
-          <w:tblCellMar>
-            <w:top w:w="0" w:type="dxa"/>
-            <w:bottom w:w="0" w:type="dxa"/>
-          </w:tblCellMar>
-        </w:tblPrEx>
         <w:tc>
           <w:tcPr>
             <w:tcW w:w="1620" w:type="dxa"/>
@@ -5124,12 +4903,6 @@
         </w:tc>
       </w:tr>
       <w:tr>
-        <w:tblPrEx>
-          <w:tblCellMar>
-            <w:top w:w="0" w:type="dxa"/>
-            <w:bottom w:w="0" w:type="dxa"/>
-          </w:tblCellMar>
-        </w:tblPrEx>
         <w:tc>
           <w:tcPr>
             <w:tcW w:w="1620" w:type="dxa"/>
@@ -5309,12 +5082,6 @@
         </w:tc>
       </w:tr>
       <w:tr>
-        <w:tblPrEx>
-          <w:tblCellMar>
-            <w:top w:w="0" w:type="dxa"/>
-            <w:bottom w:w="0" w:type="dxa"/>
-          </w:tblCellMar>
-        </w:tblPrEx>
         <w:tc>
           <w:tcPr>
             <w:tcW w:w="1620" w:type="dxa"/>
@@ -5537,12 +5304,6 @@
         <w:gridCol w:w="6240"/>
       </w:tblGrid>
       <w:tr>
-        <w:tblPrEx>
-          <w:tblCellMar>
-            <w:top w:w="0" w:type="dxa"/>
-            <w:bottom w:w="0" w:type="dxa"/>
-          </w:tblCellMar>
-        </w:tblPrEx>
         <w:tc>
           <w:tcPr>
             <w:tcW w:w="3120" w:type="dxa"/>
@@ -5601,12 +5362,6 @@
         </w:tc>
       </w:tr>
       <w:tr>
-        <w:tblPrEx>
-          <w:tblCellMar>
-            <w:top w:w="0" w:type="dxa"/>
-            <w:bottom w:w="0" w:type="dxa"/>
-          </w:tblCellMar>
-        </w:tblPrEx>
         <w:tc>
           <w:tcPr>
             <w:tcW w:w="3120" w:type="dxa"/>
@@ -5673,12 +5428,6 @@
         </w:tc>
       </w:tr>
       <w:tr>
-        <w:tblPrEx>
-          <w:tblCellMar>
-            <w:top w:w="0" w:type="dxa"/>
-            <w:bottom w:w="0" w:type="dxa"/>
-          </w:tblCellMar>
-        </w:tblPrEx>
         <w:tc>
           <w:tcPr>
             <w:tcW w:w="3120" w:type="dxa"/>
@@ -5733,12 +5482,6 @@
         </w:tc>
       </w:tr>
       <w:tr>
-        <w:tblPrEx>
-          <w:tblCellMar>
-            <w:top w:w="0" w:type="dxa"/>
-            <w:bottom w:w="0" w:type="dxa"/>
-          </w:tblCellMar>
-        </w:tblPrEx>
         <w:tc>
           <w:tcPr>
             <w:tcW w:w="3120" w:type="dxa"/>
@@ -5805,12 +5548,6 @@
         </w:tc>
       </w:tr>
       <w:tr>
-        <w:tblPrEx>
-          <w:tblCellMar>
-            <w:top w:w="0" w:type="dxa"/>
-            <w:bottom w:w="0" w:type="dxa"/>
-          </w:tblCellMar>
-        </w:tblPrEx>
         <w:tc>
           <w:tcPr>
             <w:tcW w:w="3120" w:type="dxa"/>
@@ -5879,12 +5616,6 @@
         </w:tc>
       </w:tr>
       <w:tr>
-        <w:tblPrEx>
-          <w:tblCellMar>
-            <w:top w:w="0" w:type="dxa"/>
-            <w:bottom w:w="0" w:type="dxa"/>
-          </w:tblCellMar>
-        </w:tblPrEx>
         <w:tc>
           <w:tcPr>
             <w:tcW w:w="3120" w:type="dxa"/>
@@ -5951,12 +5682,6 @@
         </w:tc>
       </w:tr>
       <w:tr>
-        <w:tblPrEx>
-          <w:tblCellMar>
-            <w:top w:w="0" w:type="dxa"/>
-            <w:bottom w:w="0" w:type="dxa"/>
-          </w:tblCellMar>
-        </w:tblPrEx>
         <w:tc>
           <w:tcPr>
             <w:tcW w:w="3120" w:type="dxa"/>

--- a/reports/project_report.docx
+++ b/reports/project_report.docx
@@ -3066,7 +3066,19 @@
         <w:rPr>
           <w:color w:val="000000"/>
         </w:rPr>
-        <w:t xml:space="preserve">. The scoring metric was F1-score, which is more appropriate than accuracy for medical classification. </w:t>
+        <w:t xml:space="preserve">. The scoring metric was </w:t>
+      </w:r>
+      <w:r>
+        <w:rPr>
+          <w:color w:val="000000"/>
+        </w:rPr>
+        <w:t>Recall</w:t>
+      </w:r>
+      <w:r>
+        <w:rPr>
+          <w:color w:val="000000"/>
+        </w:rPr>
+        <w:t xml:space="preserve">, which is more appropriate than accuracy for medical classification. </w:t>
       </w:r>
       <w:proofErr w:type="spellStart"/>
       <w:r>

--- a/reports/project_report.docx
+++ b/reports/project_report.docx
@@ -4331,40 +4331,21 @@
                 <w:bCs/>
                 <w:color w:val="000000"/>
               </w:rPr>
-              <w:t>~85%</w:t>
-            </w:r>
-          </w:p>
-        </w:tc>
-        <w:tc>
-          <w:tcPr>
-            <w:tcW w:w="1400" w:type="dxa"/>
-            <w:tcBorders>
-              <w:top w:val="single" w:sz="1" w:space="0" w:color="CCCCCC"/>
-              <w:left w:val="single" w:sz="1" w:space="0" w:color="CCCCCC"/>
-              <w:bottom w:val="single" w:sz="1" w:space="0" w:color="CCCCCC"/>
-              <w:right w:val="single" w:sz="1" w:space="0" w:color="CCCCCC"/>
-            </w:tcBorders>
-            <w:tcMar>
-              <w:top w:w="80" w:type="dxa"/>
-              <w:left w:w="120" w:type="dxa"/>
-              <w:bottom w:w="80" w:type="dxa"/>
-              <w:right w:w="120" w:type="dxa"/>
-            </w:tcMar>
-          </w:tcPr>
-          <w:p>
+              <w:t>~</w:t>
+            </w:r>
             <w:r>
               <w:rPr>
                 <w:b/>
                 <w:bCs/>
                 <w:color w:val="000000"/>
               </w:rPr>
-              <w:t>~83%</w:t>
-            </w:r>
-          </w:p>
-        </w:tc>
-        <w:tc>
-          <w:tcPr>
-            <w:tcW w:w="1300" w:type="dxa"/>
+              <w:t>88%</w:t>
+            </w:r>
+          </w:p>
+        </w:tc>
+        <w:tc>
+          <w:tcPr>
+            <w:tcW w:w="1400" w:type="dxa"/>
             <w:tcBorders>
               <w:top w:val="single" w:sz="1" w:space="0" w:color="CCCCCC"/>
               <w:left w:val="single" w:sz="1" w:space="0" w:color="CCCCCC"/>
@@ -4412,34 +4393,93 @@
                 <w:bCs/>
                 <w:color w:val="000000"/>
               </w:rPr>
-              <w:t>~84%</w:t>
-            </w:r>
-          </w:p>
-        </w:tc>
-        <w:tc>
-          <w:tcPr>
-            <w:tcW w:w="1620" w:type="dxa"/>
-            <w:tcBorders>
-              <w:top w:val="single" w:sz="1" w:space="0" w:color="CCCCCC"/>
-              <w:left w:val="single" w:sz="1" w:space="0" w:color="CCCCCC"/>
-              <w:bottom w:val="single" w:sz="1" w:space="0" w:color="CCCCCC"/>
-              <w:right w:val="single" w:sz="1" w:space="0" w:color="CCCCCC"/>
-            </w:tcBorders>
-            <w:tcMar>
-              <w:top w:w="80" w:type="dxa"/>
-              <w:left w:w="120" w:type="dxa"/>
-              <w:bottom w:w="80" w:type="dxa"/>
-              <w:right w:w="120" w:type="dxa"/>
-            </w:tcMar>
-          </w:tcPr>
-          <w:p>
+              <w:t>~</w:t>
+            </w:r>
             <w:r>
               <w:rPr>
                 <w:b/>
                 <w:bCs/>
                 <w:color w:val="000000"/>
               </w:rPr>
-              <w:t>~90%</w:t>
+              <w:t>90</w:t>
+            </w:r>
+            <w:r>
+              <w:rPr>
+                <w:b/>
+                <w:bCs/>
+                <w:color w:val="000000"/>
+              </w:rPr>
+              <w:t>%</w:t>
+            </w:r>
+          </w:p>
+        </w:tc>
+        <w:tc>
+          <w:tcPr>
+            <w:tcW w:w="1300" w:type="dxa"/>
+            <w:tcBorders>
+              <w:top w:val="single" w:sz="1" w:space="0" w:color="CCCCCC"/>
+              <w:left w:val="single" w:sz="1" w:space="0" w:color="CCCCCC"/>
+              <w:bottom w:val="single" w:sz="1" w:space="0" w:color="CCCCCC"/>
+              <w:right w:val="single" w:sz="1" w:space="0" w:color="CCCCCC"/>
+            </w:tcBorders>
+            <w:tcMar>
+              <w:top w:w="80" w:type="dxa"/>
+              <w:left w:w="120" w:type="dxa"/>
+              <w:bottom w:w="80" w:type="dxa"/>
+              <w:right w:w="120" w:type="dxa"/>
+            </w:tcMar>
+          </w:tcPr>
+          <w:p>
+            <w:r>
+              <w:rPr>
+                <w:b/>
+                <w:bCs/>
+                <w:color w:val="000000"/>
+              </w:rPr>
+              <w:t>~84%</w:t>
+            </w:r>
+          </w:p>
+        </w:tc>
+        <w:tc>
+          <w:tcPr>
+            <w:tcW w:w="1620" w:type="dxa"/>
+            <w:tcBorders>
+              <w:top w:val="single" w:sz="1" w:space="0" w:color="CCCCCC"/>
+              <w:left w:val="single" w:sz="1" w:space="0" w:color="CCCCCC"/>
+              <w:bottom w:val="single" w:sz="1" w:space="0" w:color="CCCCCC"/>
+              <w:right w:val="single" w:sz="1" w:space="0" w:color="CCCCCC"/>
+            </w:tcBorders>
+            <w:tcMar>
+              <w:top w:w="80" w:type="dxa"/>
+              <w:left w:w="120" w:type="dxa"/>
+              <w:bottom w:w="80" w:type="dxa"/>
+              <w:right w:w="120" w:type="dxa"/>
+            </w:tcMar>
+          </w:tcPr>
+          <w:p>
+            <w:r>
+              <w:rPr>
+                <w:b/>
+                <w:bCs/>
+                <w:color w:val="000000"/>
+              </w:rPr>
+              <w:t>~9</w:t>
+            </w:r>
+            <w:r>
+              <w:rPr>
+                <w:b/>
+                <w:bCs/>
+                <w:color w:val="000000"/>
+              </w:rPr>
+              <w:t>5</w:t>
+            </w:r>
+            <w:r>
+              <w:rPr>
+                <w:b/>
+                <w:bCs/>
+                <w:color w:val="000000"/>
+              </w:rPr>
+              <w:t>%</w:t>
             </w:r>
           </w:p>
         </w:tc>
@@ -4473,7 +4513,19 @@
       </w:r>
       <w:proofErr w:type="spellEnd"/>
       <w:r>
-        <w:t xml:space="preserve"> (Tuned) achieved the best overall performance with ~85% accuracy and ~90% ROC-AUC</w:t>
+        <w:t xml:space="preserve"> (Tuned) achieved the best overall performance with ~8</w:t>
+      </w:r>
+      <w:r>
+        <w:t>8</w:t>
+      </w:r>
+      <w:r>
+        <w:t>% accuracy and ~9</w:t>
+      </w:r>
+      <w:r>
+        <w:t>5</w:t>
+      </w:r>
+      <w:r>
+        <w:t>% ROC-AUC</w:t>
       </w:r>
     </w:p>
     <w:p>
@@ -5799,7 +5851,31 @@
         <w:rPr>
           <w:color w:val="000000"/>
         </w:rPr>
-        <w:t xml:space="preserve"> model achieved the best performance with ~85% accuracy, ~84% F1-Score, and ~90% ROC-AUC on unseen test data. The </w:t>
+        <w:t xml:space="preserve"> model achieved the best performance with ~8</w:t>
+      </w:r>
+      <w:r>
+        <w:rPr>
+          <w:color w:val="000000"/>
+        </w:rPr>
+        <w:t>8</w:t>
+      </w:r>
+      <w:r>
+        <w:rPr>
+          <w:color w:val="000000"/>
+        </w:rPr>
+        <w:t>% accuracy, ~84% F1-Score, and ~9</w:t>
+      </w:r>
+      <w:r>
+        <w:rPr>
+          <w:color w:val="000000"/>
+        </w:rPr>
+        <w:t>5</w:t>
+      </w:r>
+      <w:r>
+        <w:rPr>
+          <w:color w:val="000000"/>
+        </w:rPr>
+        <w:t xml:space="preserve">% ROC-AUC on unseen test data. The </w:t>
       </w:r>
       <w:proofErr w:type="spellStart"/>
       <w:r>

--- a/reports/project_report.docx
+++ b/reports/project_report.docx
@@ -708,7 +708,13 @@
         <w:spacing w:before="40" w:after="40"/>
       </w:pPr>
       <w:r>
-        <w:t>Build a complete end-to-end Machine Learning pipeline for diabetes prediction</w:t>
+        <w:t xml:space="preserve">Build a complete end-to-end Machine Learning </w:t>
+      </w:r>
+      <w:r>
+        <w:t>model</w:t>
+      </w:r>
+      <w:r>
+        <w:t xml:space="preserve"> for diabetes prediction</w:t>
       </w:r>
     </w:p>
     <w:p>
@@ -877,6 +883,9 @@
       <w:pPr>
         <w:spacing w:before="60" w:after="80" w:line="320" w:lineRule="auto"/>
         <w:jc w:val="both"/>
+        <w:rPr>
+          <w:color w:val="000000"/>
+        </w:rPr>
       </w:pPr>
       <w:r>
         <w:rPr>
@@ -887,9 +896,43 @@
     </w:p>
     <w:p>
       <w:pPr>
+        <w:spacing w:before="60" w:after="80" w:line="320" w:lineRule="auto"/>
+        <w:jc w:val="both"/>
+        <w:rPr>
+          <w:color w:val="000000"/>
+        </w:rPr>
+      </w:pPr>
+    </w:p>
+    <w:p>
+      <w:pPr>
+        <w:spacing w:before="60" w:after="80" w:line="320" w:lineRule="auto"/>
+        <w:jc w:val="both"/>
+        <w:rPr>
+          <w:color w:val="000000"/>
+        </w:rPr>
+      </w:pPr>
+    </w:p>
+    <w:p>
+      <w:pPr>
+        <w:spacing w:before="60" w:after="80" w:line="320" w:lineRule="auto"/>
+        <w:jc w:val="both"/>
+        <w:rPr>
+          <w:color w:val="000000"/>
+        </w:rPr>
+      </w:pPr>
+    </w:p>
+    <w:p>
+      <w:pPr>
+        <w:spacing w:before="60" w:after="80" w:line="320" w:lineRule="auto"/>
+        <w:jc w:val="both"/>
+      </w:pPr>
+    </w:p>
+    <w:p>
+      <w:pPr>
         <w:pStyle w:val="Heading2"/>
       </w:pPr>
       <w:r>
+        <w:lastRenderedPageBreak/>
         <w:t>2.2 Dataset Statistics</w:t>
       </w:r>
     </w:p>
@@ -1104,7 +1147,6 @@
                 <w:bCs/>
                 <w:color w:val="000000"/>
               </w:rPr>
-              <w:lastRenderedPageBreak/>
               <w:t>Target Variable</w:t>
             </w:r>
           </w:p>
@@ -2075,7 +2117,7 @@
         <w:pStyle w:val="Heading2"/>
       </w:pPr>
       <w:r>
-        <w:t>3.1 Project Pipeline Overview</w:t>
+        <w:t>3.1 Project Overview</w:t>
       </w:r>
     </w:p>
     <w:p>
@@ -2193,6 +2235,7 @@
           <w:sz w:val="22"/>
           <w:szCs w:val="22"/>
         </w:rPr>
+        <w:lastRenderedPageBreak/>
         <w:t>3.2.2 Outlier Handling</w:t>
       </w:r>
     </w:p>
@@ -2234,7 +2277,6 @@
           <w:sz w:val="22"/>
           <w:szCs w:val="22"/>
         </w:rPr>
-        <w:lastRenderedPageBreak/>
         <w:t>3.2.3 Feature Engineering</w:t>
       </w:r>
     </w:p>
@@ -3029,9 +3071,20 @@
     </w:p>
     <w:p>
       <w:pPr>
+        <w:spacing w:before="60" w:after="60"/>
+      </w:pPr>
+    </w:p>
+    <w:p>
+      <w:pPr>
+        <w:spacing w:before="60" w:after="60"/>
+      </w:pPr>
+    </w:p>
+    <w:p>
+      <w:pPr>
         <w:pStyle w:val="Heading2"/>
       </w:pPr>
       <w:r>
+        <w:lastRenderedPageBreak/>
         <w:t>3.4 Hyperparameter Tuning</w:t>
       </w:r>
     </w:p>
@@ -3039,6 +3092,9 @@
       <w:pPr>
         <w:spacing w:before="60" w:after="80" w:line="320" w:lineRule="auto"/>
         <w:jc w:val="both"/>
+        <w:rPr>
+          <w:color w:val="000000"/>
+        </w:rPr>
       </w:pPr>
       <w:proofErr w:type="spellStart"/>
       <w:r>
@@ -3097,23 +3153,15 @@
     </w:p>
     <w:p>
       <w:pPr>
-        <w:pBdr>
-          <w:bottom w:val="single" w:sz="4" w:space="1" w:color="DDDDDD"/>
-        </w:pBdr>
-        <w:spacing w:before="200" w:after="200"/>
+        <w:spacing w:before="60" w:after="80" w:line="320" w:lineRule="auto"/>
+        <w:jc w:val="both"/>
       </w:pPr>
     </w:p>
     <w:p>
       <w:pPr>
         <w:pStyle w:val="Heading1"/>
       </w:pPr>
-    </w:p>
-    <w:p>
-      <w:pPr>
-        <w:pStyle w:val="Heading1"/>
-      </w:pPr>
-      <w:r>
-        <w:lastRenderedPageBreak/>
+      <w:r>
         <w:t>4</w:t>
       </w:r>
       <w:r>
@@ -3410,7 +3458,19 @@
               <w:rPr>
                 <w:color w:val="000000"/>
               </w:rPr>
-              <w:t>~75%</w:t>
+              <w:t>~</w:t>
+            </w:r>
+            <w:r>
+              <w:rPr>
+                <w:color w:val="000000"/>
+              </w:rPr>
+              <w:t>63</w:t>
+            </w:r>
+            <w:r>
+              <w:rPr>
+                <w:color w:val="000000"/>
+              </w:rPr>
+              <w:t>%</w:t>
             </w:r>
           </w:p>
         </w:tc>
@@ -3435,7 +3495,19 @@
               <w:rPr>
                 <w:color w:val="000000"/>
               </w:rPr>
-              <w:t>~73%</w:t>
+              <w:t>~</w:t>
+            </w:r>
+            <w:r>
+              <w:rPr>
+                <w:color w:val="000000"/>
+              </w:rPr>
+              <w:t>8</w:t>
+            </w:r>
+            <w:r>
+              <w:rPr>
+                <w:color w:val="000000"/>
+              </w:rPr>
+              <w:t>3%</w:t>
             </w:r>
           </w:p>
         </w:tc>
@@ -3460,7 +3532,19 @@
               <w:rPr>
                 <w:color w:val="000000"/>
               </w:rPr>
-              <w:t>~74%</w:t>
+              <w:t>~7</w:t>
+            </w:r>
+            <w:r>
+              <w:rPr>
+                <w:color w:val="000000"/>
+              </w:rPr>
+              <w:t>2</w:t>
+            </w:r>
+            <w:r>
+              <w:rPr>
+                <w:color w:val="000000"/>
+              </w:rPr>
+              <w:t>%</w:t>
             </w:r>
           </w:p>
         </w:tc>
@@ -3539,7 +3623,19 @@
               <w:rPr>
                 <w:color w:val="000000"/>
               </w:rPr>
-              <w:t>~74%</w:t>
+              <w:t>~</w:t>
+            </w:r>
+            <w:r>
+              <w:rPr>
+                <w:color w:val="000000"/>
+              </w:rPr>
+              <w:t>88</w:t>
+            </w:r>
+            <w:r>
+              <w:rPr>
+                <w:color w:val="000000"/>
+              </w:rPr>
+              <w:t>%</w:t>
             </w:r>
           </w:p>
         </w:tc>
@@ -3565,7 +3661,19 @@
               <w:rPr>
                 <w:color w:val="000000"/>
               </w:rPr>
-              <w:t>~70%</w:t>
+              <w:t>~</w:t>
+            </w:r>
+            <w:r>
+              <w:rPr>
+                <w:color w:val="000000"/>
+              </w:rPr>
+              <w:t>8</w:t>
+            </w:r>
+            <w:r>
+              <w:rPr>
+                <w:color w:val="000000"/>
+              </w:rPr>
+              <w:t>0%</w:t>
             </w:r>
           </w:p>
         </w:tc>
@@ -3591,7 +3699,19 @@
               <w:rPr>
                 <w:color w:val="000000"/>
               </w:rPr>
-              <w:t>~72%</w:t>
+              <w:t>~</w:t>
+            </w:r>
+            <w:r>
+              <w:rPr>
+                <w:color w:val="000000"/>
+              </w:rPr>
+              <w:t>89</w:t>
+            </w:r>
+            <w:r>
+              <w:rPr>
+                <w:color w:val="000000"/>
+              </w:rPr>
+              <w:t>%</w:t>
             </w:r>
           </w:p>
         </w:tc>
@@ -3617,7 +3737,19 @@
               <w:rPr>
                 <w:color w:val="000000"/>
               </w:rPr>
-              <w:t>~71%</w:t>
+              <w:t>~</w:t>
+            </w:r>
+            <w:r>
+              <w:rPr>
+                <w:color w:val="000000"/>
+              </w:rPr>
+              <w:t>84</w:t>
+            </w:r>
+            <w:r>
+              <w:rPr>
+                <w:color w:val="000000"/>
+              </w:rPr>
+              <w:t>%</w:t>
             </w:r>
           </w:p>
         </w:tc>
@@ -3643,7 +3775,19 @@
               <w:rPr>
                 <w:color w:val="000000"/>
               </w:rPr>
-              <w:t>~74%</w:t>
+              <w:t>~</w:t>
+            </w:r>
+            <w:r>
+              <w:rPr>
+                <w:color w:val="000000"/>
+              </w:rPr>
+              <w:t>93</w:t>
+            </w:r>
+            <w:r>
+              <w:rPr>
+                <w:color w:val="000000"/>
+              </w:rPr>
+              <w:t>%</w:t>
             </w:r>
           </w:p>
         </w:tc>
@@ -3695,7 +3839,19 @@
               <w:rPr>
                 <w:color w:val="000000"/>
               </w:rPr>
-              <w:t>~82%</w:t>
+              <w:t>~8</w:t>
+            </w:r>
+            <w:r>
+              <w:rPr>
+                <w:color w:val="000000"/>
+              </w:rPr>
+              <w:t>8</w:t>
+            </w:r>
+            <w:r>
+              <w:rPr>
+                <w:color w:val="000000"/>
+              </w:rPr>
+              <w:t>%</w:t>
             </w:r>
           </w:p>
         </w:tc>
@@ -3745,7 +3901,19 @@
               <w:rPr>
                 <w:color w:val="000000"/>
               </w:rPr>
-              <w:t>~78%</w:t>
+              <w:t>~</w:t>
+            </w:r>
+            <w:r>
+              <w:rPr>
+                <w:color w:val="000000"/>
+              </w:rPr>
+              <w:t>87</w:t>
+            </w:r>
+            <w:r>
+              <w:rPr>
+                <w:color w:val="000000"/>
+              </w:rPr>
+              <w:t>%</w:t>
             </w:r>
           </w:p>
         </w:tc>
@@ -3770,7 +3938,19 @@
               <w:rPr>
                 <w:color w:val="000000"/>
               </w:rPr>
-              <w:t>~79%</w:t>
+              <w:t>~</w:t>
+            </w:r>
+            <w:r>
+              <w:rPr>
+                <w:color w:val="000000"/>
+              </w:rPr>
+              <w:t>83</w:t>
+            </w:r>
+            <w:r>
+              <w:rPr>
+                <w:color w:val="000000"/>
+              </w:rPr>
+              <w:t>%</w:t>
             </w:r>
           </w:p>
         </w:tc>
@@ -3795,7 +3975,19 @@
               <w:rPr>
                 <w:color w:val="000000"/>
               </w:rPr>
-              <w:t>~88%</w:t>
+              <w:t>~</w:t>
+            </w:r>
+            <w:r>
+              <w:rPr>
+                <w:color w:val="000000"/>
+              </w:rPr>
+              <w:t>94</w:t>
+            </w:r>
+            <w:r>
+              <w:rPr>
+                <w:color w:val="000000"/>
+              </w:rPr>
+              <w:t>%</w:t>
             </w:r>
           </w:p>
         </w:tc>
@@ -3851,7 +4043,19 @@
               <w:rPr>
                 <w:color w:val="000000"/>
               </w:rPr>
-              <w:t>~83%</w:t>
+              <w:t>~8</w:t>
+            </w:r>
+            <w:r>
+              <w:rPr>
+                <w:color w:val="000000"/>
+              </w:rPr>
+              <w:t>7</w:t>
+            </w:r>
+            <w:r>
+              <w:rPr>
+                <w:color w:val="000000"/>
+              </w:rPr>
+              <w:t>%</w:t>
             </w:r>
           </w:p>
         </w:tc>
@@ -3877,7 +4081,19 @@
               <w:rPr>
                 <w:color w:val="000000"/>
               </w:rPr>
-              <w:t>~81%</w:t>
+              <w:t>~8</w:t>
+            </w:r>
+            <w:r>
+              <w:rPr>
+                <w:color w:val="000000"/>
+              </w:rPr>
+              <w:t>0</w:t>
+            </w:r>
+            <w:r>
+              <w:rPr>
+                <w:color w:val="000000"/>
+              </w:rPr>
+              <w:t>%</w:t>
             </w:r>
           </w:p>
         </w:tc>
@@ -3903,7 +4119,19 @@
               <w:rPr>
                 <w:color w:val="000000"/>
               </w:rPr>
-              <w:t>~80%</w:t>
+              <w:t>~8</w:t>
+            </w:r>
+            <w:r>
+              <w:rPr>
+                <w:color w:val="000000"/>
+              </w:rPr>
+              <w:t>3</w:t>
+            </w:r>
+            <w:r>
+              <w:rPr>
+                <w:color w:val="000000"/>
+              </w:rPr>
+              <w:t>%</w:t>
             </w:r>
           </w:p>
         </w:tc>
@@ -3929,7 +4157,19 @@
               <w:rPr>
                 <w:color w:val="000000"/>
               </w:rPr>
-              <w:t>~80%</w:t>
+              <w:t>~8</w:t>
+            </w:r>
+            <w:r>
+              <w:rPr>
+                <w:color w:val="000000"/>
+              </w:rPr>
+              <w:t>2</w:t>
+            </w:r>
+            <w:r>
+              <w:rPr>
+                <w:color w:val="000000"/>
+              </w:rPr>
+              <w:t>%</w:t>
             </w:r>
           </w:p>
         </w:tc>
@@ -3955,7 +4195,19 @@
               <w:rPr>
                 <w:color w:val="000000"/>
               </w:rPr>
-              <w:t>~89%</w:t>
+              <w:t>~</w:t>
+            </w:r>
+            <w:r>
+              <w:rPr>
+                <w:color w:val="000000"/>
+              </w:rPr>
+              <w:t>95</w:t>
+            </w:r>
+            <w:r>
+              <w:rPr>
+                <w:color w:val="000000"/>
+              </w:rPr>
+              <w:t>%</w:t>
             </w:r>
           </w:p>
         </w:tc>
@@ -4007,7 +4259,19 @@
               <w:rPr>
                 <w:color w:val="000000"/>
               </w:rPr>
-              <w:t>~80%</w:t>
+              <w:t>~8</w:t>
+            </w:r>
+            <w:r>
+              <w:rPr>
+                <w:color w:val="000000"/>
+              </w:rPr>
+              <w:t>4</w:t>
+            </w:r>
+            <w:r>
+              <w:rPr>
+                <w:color w:val="000000"/>
+              </w:rPr>
+              <w:t>%</w:t>
             </w:r>
           </w:p>
         </w:tc>
@@ -4032,7 +4296,19 @@
               <w:rPr>
                 <w:color w:val="000000"/>
               </w:rPr>
-              <w:t>~78%</w:t>
+              <w:t>~7</w:t>
+            </w:r>
+            <w:r>
+              <w:rPr>
+                <w:color w:val="000000"/>
+              </w:rPr>
+              <w:t>4</w:t>
+            </w:r>
+            <w:r>
+              <w:rPr>
+                <w:color w:val="000000"/>
+              </w:rPr>
+              <w:t>%</w:t>
             </w:r>
           </w:p>
         </w:tc>
@@ -4057,7 +4333,19 @@
               <w:rPr>
                 <w:color w:val="000000"/>
               </w:rPr>
-              <w:t>~76%</w:t>
+              <w:t>~</w:t>
+            </w:r>
+            <w:r>
+              <w:rPr>
+                <w:color w:val="000000"/>
+              </w:rPr>
+              <w:t>83</w:t>
+            </w:r>
+            <w:r>
+              <w:rPr>
+                <w:color w:val="000000"/>
+              </w:rPr>
+              <w:t>%</w:t>
             </w:r>
           </w:p>
         </w:tc>
@@ -4082,7 +4370,19 @@
               <w:rPr>
                 <w:color w:val="000000"/>
               </w:rPr>
-              <w:t>~77%</w:t>
+              <w:t>~7</w:t>
+            </w:r>
+            <w:r>
+              <w:rPr>
+                <w:color w:val="000000"/>
+              </w:rPr>
+              <w:t>8</w:t>
+            </w:r>
+            <w:r>
+              <w:rPr>
+                <w:color w:val="000000"/>
+              </w:rPr>
+              <w:t>%</w:t>
             </w:r>
           </w:p>
         </w:tc>
@@ -4107,7 +4407,19 @@
               <w:rPr>
                 <w:color w:val="000000"/>
               </w:rPr>
-              <w:t>~86%</w:t>
+              <w:t>~</w:t>
+            </w:r>
+            <w:r>
+              <w:rPr>
+                <w:color w:val="000000"/>
+              </w:rPr>
+              <w:t>91</w:t>
+            </w:r>
+            <w:r>
+              <w:rPr>
+                <w:color w:val="000000"/>
+              </w:rPr>
+              <w:t>%</w:t>
             </w:r>
           </w:p>
         </w:tc>
@@ -4161,7 +4473,19 @@
               <w:rPr>
                 <w:color w:val="000000"/>
               </w:rPr>
-              <w:t>~76%</w:t>
+              <w:t>~7</w:t>
+            </w:r>
+            <w:r>
+              <w:rPr>
+                <w:color w:val="000000"/>
+              </w:rPr>
+              <w:t>7</w:t>
+            </w:r>
+            <w:r>
+              <w:rPr>
+                <w:color w:val="000000"/>
+              </w:rPr>
+              <w:t>%</w:t>
             </w:r>
           </w:p>
         </w:tc>
@@ -4187,7 +4511,19 @@
               <w:rPr>
                 <w:color w:val="000000"/>
               </w:rPr>
-              <w:t>~73%</w:t>
+              <w:t>~</w:t>
+            </w:r>
+            <w:r>
+              <w:rPr>
+                <w:color w:val="000000"/>
+              </w:rPr>
+              <w:t>64</w:t>
+            </w:r>
+            <w:r>
+              <w:rPr>
+                <w:color w:val="000000"/>
+              </w:rPr>
+              <w:t>%</w:t>
             </w:r>
           </w:p>
         </w:tc>
@@ -4213,7 +4549,19 @@
               <w:rPr>
                 <w:color w:val="000000"/>
               </w:rPr>
-              <w:t>~72%</w:t>
+              <w:t>~</w:t>
+            </w:r>
+            <w:r>
+              <w:rPr>
+                <w:color w:val="000000"/>
+              </w:rPr>
+              <w:t>80</w:t>
+            </w:r>
+            <w:r>
+              <w:rPr>
+                <w:color w:val="000000"/>
+              </w:rPr>
+              <w:t>%</w:t>
             </w:r>
           </w:p>
         </w:tc>
@@ -4239,7 +4587,19 @@
               <w:rPr>
                 <w:color w:val="000000"/>
               </w:rPr>
-              <w:t>~72%</w:t>
+              <w:t>~7</w:t>
+            </w:r>
+            <w:r>
+              <w:rPr>
+                <w:color w:val="000000"/>
+              </w:rPr>
+              <w:t>1</w:t>
+            </w:r>
+            <w:r>
+              <w:rPr>
+                <w:color w:val="000000"/>
+              </w:rPr>
+              <w:t>%</w:t>
             </w:r>
           </w:p>
         </w:tc>
@@ -4265,7 +4625,19 @@
               <w:rPr>
                 <w:color w:val="000000"/>
               </w:rPr>
-              <w:t>~82%</w:t>
+              <w:t>~8</w:t>
+            </w:r>
+            <w:r>
+              <w:rPr>
+                <w:color w:val="000000"/>
+              </w:rPr>
+              <w:t>5</w:t>
+            </w:r>
+            <w:r>
+              <w:rPr>
+                <w:color w:val="000000"/>
+              </w:rPr>
+              <w:t>%</w:t>
             </w:r>
           </w:p>
         </w:tc>
@@ -4401,7 +4773,15 @@
                 <w:bCs/>
                 <w:color w:val="000000"/>
               </w:rPr>
-              <w:t>90</w:t>
+              <w:t>9</w:t>
+            </w:r>
+            <w:r>
+              <w:rPr>
+                <w:b/>
+                <w:bCs/>
+                <w:color w:val="000000"/>
+              </w:rPr>
+              <w:t>1</w:t>
             </w:r>
             <w:r>
               <w:rPr>
@@ -4665,9 +5045,23 @@
     </w:p>
     <w:p>
       <w:pPr>
+        <w:pBdr>
+          <w:bottom w:val="single" w:sz="4" w:space="1" w:color="DDDDDD"/>
+        </w:pBdr>
+        <w:spacing w:before="200" w:after="200"/>
+      </w:pPr>
+    </w:p>
+    <w:p>
+      <w:pPr>
         <w:pStyle w:val="Heading1"/>
       </w:pPr>
-      <w:r>
+    </w:p>
+    <w:p>
+      <w:pPr>
+        <w:pStyle w:val="Heading1"/>
+      </w:pPr>
+      <w:r>
+        <w:lastRenderedPageBreak/>
         <w:t>5. Prediction Interface</w:t>
       </w:r>
     </w:p>
@@ -4730,7 +5124,6 @@
         <w:rPr>
           <w:color w:val="000000"/>
         </w:rPr>
-        <w:lastRenderedPageBreak/>
         <w:t>A command-line script (predict.py) was also developed for terminal-based prediction. It includes input validation with medical range checking, engineered feature calculation, model inference, and a formatted result display with probability bars.</w:t>
       </w:r>
     </w:p>
@@ -5901,6 +6294,7 @@
         <w:rPr>
           <w:color w:val="000000"/>
         </w:rPr>
+        <w:lastRenderedPageBreak/>
         <w:t>The most significant finding was that Glucose level is the dominant predictor of diabetes, followed by BMI and Age — consistent with established medical research. The project also demonstrated that proper preprocessing (SMOTE, scaling, imputation) is as important as model selection in achieving good results.</w:t>
       </w:r>
     </w:p>
@@ -5982,7 +6376,6 @@
         <w:spacing w:before="40" w:after="40"/>
       </w:pPr>
       <w:r>
-        <w:lastRenderedPageBreak/>
         <w:t>Build a mobile app version for field use by healthcare workers</w:t>
       </w:r>
     </w:p>
